--- a/worksheets/MS_L14_SoundStudio_Worksheet.docx
+++ b/worksheets/MS_L14_SoundStudio_Worksheet.docx
@@ -522,7 +522,7 @@
                 <w:sz w:val="21"/>
                 <w:szCs w:val="21"/>
               </w:rPr>
-              <w:t xml:space="preserve">How do computers store sound? Write your first thoughts before the headsets go on.</w:t>
+              <w:t xml:space="preserve">Sound is a smooth wave, but computers store numbers. Suggest how a recording could be turned into numbers, and what is lost.</w:t>
             </w:r>
           </w:p>
           <w:tbl>
@@ -3761,7 +3761,7 @@
                 <w:sz w:val="21"/>
                 <w:szCs w:val="21"/>
               </w:rPr>
-              <w:t xml:space="preserve">Complete Task 1 and 2 on your worksheet.</w:t>
+              <w:t xml:space="preserve">Complete both sampling tasks on your worksheet.</w:t>
             </w:r>
           </w:p>
           <w:tbl>
@@ -5496,7 +5496,7 @@
                 <w:sz w:val="21"/>
                 <w:szCs w:val="21"/>
               </w:rPr>
-              <w:t xml:space="preserve">a)  State what is meant by the term sample rate.  </w:t>
+              <w:t xml:space="preserve">a)  Describe what happens when a sound wave is sampled.  </w:t>
             </w:r>
             <w:r>
               <w:rPr>
@@ -5505,7 +5505,7 @@
                 <w:sz w:val="21"/>
                 <w:szCs w:val="21"/>
               </w:rPr>
-              <w:t xml:space="preserve">[1]</w:t>
+              <w:t xml:space="preserve">[2]</w:t>
             </w:r>
           </w:p>
           <w:tbl>
@@ -5560,6 +5560,43 @@
                 </w:p>
               </w:tc>
             </w:tr>
+            <w:tr>
+              <w:trPr>
+                <w:cantSplit/>
+                <w:trHeight w:val="460" w:hRule="exact"/>
+              </w:trPr>
+              <w:tc>
+                <w:tcPr>
+                  <w:tcW w:type="dxa" w:w="10026"/>
+                  <w:tcBorders>
+                    <w:top w:val="none" w:color="FFFFFF" w:sz="0"/>
+                    <w:left w:val="none" w:color="FFFFFF" w:sz="0"/>
+                    <w:bottom w:val="dotted" w:color="9AA8BC" w:sz="6"/>
+                    <w:right w:val="none" w:color="FFFFFF" w:sz="0"/>
+                  </w:tcBorders>
+                  <w:tcMar>
+                    <w:left w:type="dxa" w:w="0"/>
+                    <w:bottom w:type="dxa" w:w="20"/>
+                    <w:right w:type="dxa" w:w="0"/>
+                  </w:tcMar>
+                  <w:vAlign w:val="bottom"/>
+                </w:tcPr>
+                <w:p>
+                  <w:pPr>
+                    <w:spacing w:after="0" w:before="0"/>
+                  </w:pPr>
+                  <w:r>
+                    <w:rPr>
+                      <w:rFonts w:ascii="Arial" w:cs="Arial" w:eastAsia="Arial" w:hAnsi="Arial"/>
+                      <w:color w:val="5A6B85"/>
+                      <w:sz w:val="21"/>
+                      <w:szCs w:val="21"/>
+                    </w:rPr>
+                    <w:t xml:space="preserve"/>
+                  </w:r>
+                </w:p>
+              </w:tc>
+            </w:tr>
           </w:tbl>
           <w:p>
             <w:pPr>
@@ -5574,7 +5611,7 @@
                 <w:sz w:val="21"/>
                 <w:szCs w:val="21"/>
               </w:rPr>
-              <w:t xml:space="preserve">b)  Explain the effect of increasing the bit depth of a recording.  </w:t>
+              <w:t xml:space="preserve">b)  Explain the effect on quality and file size of doubling the bit depth.  </w:t>
             </w:r>
             <w:r>
               <w:rPr>
@@ -5583,7 +5620,7 @@
                 <w:sz w:val="21"/>
                 <w:szCs w:val="21"/>
               </w:rPr>
-              <w:t xml:space="preserve">[2]</w:t>
+              <w:t xml:space="preserve">[3]</w:t>
             </w:r>
           </w:p>
           <w:tbl>
@@ -5675,6 +5712,43 @@
                 </w:p>
               </w:tc>
             </w:tr>
+            <w:tr>
+              <w:trPr>
+                <w:cantSplit/>
+                <w:trHeight w:val="460" w:hRule="exact"/>
+              </w:trPr>
+              <w:tc>
+                <w:tcPr>
+                  <w:tcW w:type="dxa" w:w="10026"/>
+                  <w:tcBorders>
+                    <w:top w:val="none" w:color="FFFFFF" w:sz="0"/>
+                    <w:left w:val="none" w:color="FFFFFF" w:sz="0"/>
+                    <w:bottom w:val="dotted" w:color="9AA8BC" w:sz="6"/>
+                    <w:right w:val="none" w:color="FFFFFF" w:sz="0"/>
+                  </w:tcBorders>
+                  <w:tcMar>
+                    <w:left w:type="dxa" w:w="0"/>
+                    <w:bottom w:type="dxa" w:w="20"/>
+                    <w:right w:type="dxa" w:w="0"/>
+                  </w:tcMar>
+                  <w:vAlign w:val="bottom"/>
+                </w:tcPr>
+                <w:p>
+                  <w:pPr>
+                    <w:spacing w:after="0" w:before="0"/>
+                  </w:pPr>
+                  <w:r>
+                    <w:rPr>
+                      <w:rFonts w:ascii="Arial" w:cs="Arial" w:eastAsia="Arial" w:hAnsi="Arial"/>
+                      <w:color w:val="5A6B85"/>
+                      <w:sz w:val="21"/>
+                      <w:szCs w:val="21"/>
+                    </w:rPr>
+                    <w:t xml:space="preserve"/>
+                  </w:r>
+                </w:p>
+              </w:tc>
+            </w:tr>
           </w:tbl>
           <w:p>
             <w:pPr>
@@ -5689,7 +5763,7 @@
                 <w:sz w:val="21"/>
                 <w:szCs w:val="21"/>
               </w:rPr>
-              <w:t xml:space="preserve">c)  A sound is recorded for 20 seconds at 16,000 Hz with a bit depth of 8. Calculate the file size in kilobytes.  </w:t>
+              <w:t xml:space="preserve">c)  A recording lasts 45 seconds at 12,000 Hz with a bit depth of 16. Calculate the file size in kilobytes, showing your working.  </w:t>
             </w:r>
             <w:r>
               <w:rPr>
@@ -5698,7 +5772,7 @@
                 <w:sz w:val="21"/>
                 <w:szCs w:val="21"/>
               </w:rPr>
-              <w:t xml:space="preserve">[3]</w:t>
+              <w:t xml:space="preserve">[4]</w:t>
             </w:r>
           </w:p>
           <w:tbl>
@@ -5716,6 +5790,43 @@
             <w:tblGrid>
               <w:gridCol w:w="10026"/>
             </w:tblGrid>
+            <w:tr>
+              <w:trPr>
+                <w:cantSplit/>
+                <w:trHeight w:val="460" w:hRule="exact"/>
+              </w:trPr>
+              <w:tc>
+                <w:tcPr>
+                  <w:tcW w:type="dxa" w:w="10026"/>
+                  <w:tcBorders>
+                    <w:top w:val="none" w:color="FFFFFF" w:sz="0"/>
+                    <w:left w:val="none" w:color="FFFFFF" w:sz="0"/>
+                    <w:bottom w:val="dotted" w:color="9AA8BC" w:sz="6"/>
+                    <w:right w:val="none" w:color="FFFFFF" w:sz="0"/>
+                  </w:tcBorders>
+                  <w:tcMar>
+                    <w:left w:type="dxa" w:w="0"/>
+                    <w:bottom w:type="dxa" w:w="20"/>
+                    <w:right w:type="dxa" w:w="0"/>
+                  </w:tcMar>
+                  <w:vAlign w:val="bottom"/>
+                </w:tcPr>
+                <w:p>
+                  <w:pPr>
+                    <w:spacing w:after="0" w:before="0"/>
+                  </w:pPr>
+                  <w:r>
+                    <w:rPr>
+                      <w:rFonts w:ascii="Arial" w:cs="Arial" w:eastAsia="Arial" w:hAnsi="Arial"/>
+                      <w:color w:val="5A6B85"/>
+                      <w:sz w:val="21"/>
+                      <w:szCs w:val="21"/>
+                    </w:rPr>
+                    <w:t xml:space="preserve"/>
+                  </w:r>
+                </w:p>
+              </w:tc>
+            </w:tr>
             <w:tr>
               <w:trPr>
                 <w:cantSplit/>
